--- a/KartikResume.docx
+++ b/KartikResume.docx
@@ -145,6 +145,7 @@
           <w:rFonts w:cs="Times New Roman"/>
           <w:sz w:val="14"/>
           <w:szCs w:val="14"/>
+          <w:lang w:val="en-IN"/>
         </w:rPr>
       </w:pPr>
     </w:p>
@@ -401,7 +402,6 @@
         </w:rPr>
         <w:t xml:space="preserve"> </w:t>
       </w:r>
-      <w:proofErr w:type="spellStart"/>
       <w:r>
         <w:rPr>
           <w:rFonts w:eastAsia="Arial" w:cs="Times New Roman"/>
@@ -410,7 +410,6 @@
         </w:rPr>
         <w:t>VectorDB</w:t>
       </w:r>
-      <w:proofErr w:type="spellEnd"/>
     </w:p>
     <w:p>
       <w:pPr>
@@ -454,16 +453,15 @@
           <w:sz w:val="20"/>
           <w:szCs w:val="20"/>
         </w:rPr>
-        <w:t xml:space="preserve">: </w:t>
-      </w:r>
-      <w:proofErr w:type="spellStart"/>
+        <w:t>: Py</w:t>
+      </w:r>
       <w:r>
         <w:rPr>
           <w:rFonts w:eastAsia="Arial" w:cs="Times New Roman"/>
           <w:sz w:val="20"/>
           <w:szCs w:val="20"/>
         </w:rPr>
-        <w:t>Py</w:t>
+        <w:t>T</w:t>
       </w:r>
       <w:r>
         <w:rPr>
@@ -471,7 +469,7 @@
           <w:sz w:val="20"/>
           <w:szCs w:val="20"/>
         </w:rPr>
-        <w:t>T</w:t>
+        <w:t>orch, Lang</w:t>
       </w:r>
       <w:r>
         <w:rPr>
@@ -479,43 +477,16 @@
           <w:sz w:val="20"/>
           <w:szCs w:val="20"/>
         </w:rPr>
-        <w:t>orch</w:t>
-      </w:r>
-      <w:proofErr w:type="spellEnd"/>
+        <w:t>C</w:t>
+      </w:r>
       <w:r>
         <w:rPr>
           <w:rFonts w:eastAsia="Arial" w:cs="Times New Roman"/>
           <w:sz w:val="20"/>
           <w:szCs w:val="20"/>
         </w:rPr>
-        <w:t xml:space="preserve">, </w:t>
-      </w:r>
-      <w:proofErr w:type="spellStart"/>
-      <w:r>
-        <w:rPr>
-          <w:rFonts w:eastAsia="Arial" w:cs="Times New Roman"/>
-          <w:sz w:val="20"/>
-          <w:szCs w:val="20"/>
-        </w:rPr>
-        <w:t>Lang</w:t>
-      </w:r>
-      <w:r>
-        <w:rPr>
-          <w:rFonts w:eastAsia="Arial" w:cs="Times New Roman"/>
-          <w:sz w:val="20"/>
-          <w:szCs w:val="20"/>
-        </w:rPr>
-        <w:t>C</w:t>
-      </w:r>
-      <w:r>
-        <w:rPr>
-          <w:rFonts w:eastAsia="Arial" w:cs="Times New Roman"/>
-          <w:sz w:val="20"/>
-          <w:szCs w:val="20"/>
-        </w:rPr>
         <w:t>hain</w:t>
       </w:r>
-      <w:proofErr w:type="spellEnd"/>
     </w:p>
     <w:p>
       <w:pPr>
@@ -647,7 +618,6 @@
         </w:rPr>
         <w:t xml:space="preserve"> </w:t>
       </w:r>
-      <w:proofErr w:type="spellStart"/>
       <w:r>
         <w:rPr>
           <w:rFonts w:cs="Times New Roman"/>
@@ -664,7 +634,6 @@
         </w:rPr>
         <w:t>,Mlops</w:t>
       </w:r>
-      <w:proofErr w:type="spellEnd"/>
     </w:p>
     <w:p>
       <w:pPr>
@@ -711,25 +680,7 @@
           <w:sz w:val="20"/>
           <w:szCs w:val="20"/>
         </w:rPr>
-        <w:t xml:space="preserve">, </w:t>
-      </w:r>
-      <w:proofErr w:type="spellStart"/>
-      <w:r>
-        <w:rPr>
-          <w:rFonts w:cs="Times New Roman"/>
-          <w:sz w:val="20"/>
-          <w:szCs w:val="20"/>
-        </w:rPr>
-        <w:t>GenAI</w:t>
-      </w:r>
-      <w:proofErr w:type="spellEnd"/>
-      <w:r>
-        <w:rPr>
-          <w:rFonts w:cs="Times New Roman"/>
-          <w:sz w:val="20"/>
-          <w:szCs w:val="20"/>
-        </w:rPr>
-        <w:t>, LLMs</w:t>
+        <w:t>, GenAI, LLMs</w:t>
       </w:r>
       <w:r>
         <w:rPr>
@@ -976,7 +927,6 @@
         </w:rPr>
         <w:t xml:space="preserve">Data Scientist, </w:t>
       </w:r>
-      <w:proofErr w:type="spellStart"/>
       <w:r>
         <w:rPr>
           <w:rFonts w:cs="Times New Roman"/>
@@ -985,18 +935,7 @@
           <w:sz w:val="20"/>
           <w:szCs w:val="20"/>
         </w:rPr>
-        <w:t>DeepNeura</w:t>
-      </w:r>
-      <w:proofErr w:type="spellEnd"/>
-      <w:r>
-        <w:rPr>
-          <w:rFonts w:cs="Times New Roman"/>
-          <w:b w:val="0"/>
-          <w:bCs/>
-          <w:sz w:val="20"/>
-          <w:szCs w:val="20"/>
-        </w:rPr>
-        <w:t xml:space="preserve"> Technologies                                                                             May</w:t>
+        <w:t>DeepNeura Technologies                                                                             May</w:t>
       </w:r>
       <w:r>
         <w:rPr>
@@ -1102,7 +1041,7 @@
           <w:sz w:val="20"/>
           <w:szCs w:val="20"/>
         </w:rPr>
-        <w:t xml:space="preserve">     </w:t>
+        <w:t xml:space="preserve">    </w:t>
       </w:r>
       <w:r>
         <w:rPr>
@@ -1113,12 +1052,17 @@
           <w:sz w:val="20"/>
           <w:szCs w:val="20"/>
         </w:rPr>
-        <w:t>Crop Trend Prediction</w:t>
-      </w:r>
-      <w:r>
-        <w:rPr>
-          <w:rStyle w:val="Strong"/>
-          <w:rFonts w:cs="Times New Roman"/>
+        <w:t xml:space="preserve"> </w:t>
+      </w:r>
+      <w:r>
+        <w:rPr>
+          <w:sz w:val="20"/>
+          <w:szCs w:val="20"/>
+        </w:rPr>
+        <w:t>RAG-Based Chatbot for Farmers</w:t>
+      </w:r>
+      <w:r>
+        <w:rPr>
           <w:sz w:val="20"/>
           <w:szCs w:val="20"/>
         </w:rPr>
@@ -1147,38 +1091,12 @@
       </w:pPr>
       <w:r>
         <w:rPr>
-          <w:rFonts w:cs="Times New Roman"/>
           <w:b w:val="0"/>
           <w:bCs/>
           <w:sz w:val="20"/>
           <w:szCs w:val="20"/>
         </w:rPr>
-        <w:t xml:space="preserve">Developed a crop price prediction system using agricultural data from </w:t>
-      </w:r>
-      <w:hyperlink r:id="rId9" w:tgtFrame="_new" w:history="1">
-        <w:proofErr w:type="spellStart"/>
-        <w:r>
-          <w:rPr>
-            <w:rStyle w:val="Hyperlink"/>
-            <w:rFonts w:cs="Times New Roman"/>
-            <w:b w:val="0"/>
-            <w:bCs/>
-            <w:sz w:val="20"/>
-            <w:szCs w:val="20"/>
-          </w:rPr>
-          <w:t>Agmarknet</w:t>
-        </w:r>
-        <w:proofErr w:type="spellEnd"/>
-      </w:hyperlink>
-      <w:r>
-        <w:rPr>
-          <w:rFonts w:cs="Times New Roman"/>
-          <w:b w:val="0"/>
-          <w:bCs/>
-          <w:sz w:val="20"/>
-          <w:szCs w:val="20"/>
-        </w:rPr>
-        <w:t>.</w:t>
+        <w:t>Developed a RAG-based multilingual chatbot to assist farmers by answering agronomy-related queries.</w:t>
       </w:r>
     </w:p>
     <w:p>
@@ -1203,13 +1121,30 @@
       </w:pPr>
       <w:r>
         <w:rPr>
-          <w:rFonts w:cs="Times New Roman"/>
           <w:b w:val="0"/>
           <w:bCs/>
           <w:sz w:val="20"/>
           <w:szCs w:val="20"/>
         </w:rPr>
-        <w:t>Cleaned and pre-processed data, handling missing values and selecting key features for optimal performance.</w:t>
+        <w:t xml:space="preserve">Integrated LangChain framework, MongoDB vector database, and </w:t>
+      </w:r>
+      <w:r>
+        <w:rPr>
+          <w:b w:val="0"/>
+          <w:bCs/>
+          <w:sz w:val="20"/>
+          <w:szCs w:val="20"/>
+        </w:rPr>
+        <w:t>gpt</w:t>
+      </w:r>
+      <w:r>
+        <w:rPr>
+          <w:b w:val="0"/>
+          <w:bCs/>
+          <w:sz w:val="20"/>
+          <w:szCs w:val="20"/>
+        </w:rPr>
+        <w:t>-4o-mini to enable real-time, data-backed responses.</w:t>
       </w:r>
     </w:p>
     <w:p>
@@ -1234,66 +1169,12 @@
       </w:pPr>
       <w:r>
         <w:rPr>
-          <w:rFonts w:cs="Times New Roman"/>
           <w:b w:val="0"/>
           <w:bCs/>
           <w:sz w:val="20"/>
           <w:szCs w:val="20"/>
         </w:rPr>
-        <w:t>Fine-tuned model parameters to enhance accuracy and prediction reliability.</w:t>
-      </w:r>
-    </w:p>
-    <w:p>
-      <w:pPr>
-        <w:pStyle w:val="Heading1"/>
-        <w:numPr>
-          <w:ilvl w:val="0"/>
-          <w:numId w:val="29"/>
-        </w:numPr>
-        <w:tabs>
-          <w:tab w:val="right" w:pos="10782"/>
-        </w:tabs>
-        <w:spacing w:after="10" w:line="240" w:lineRule="auto"/>
-        <w:jc w:val="both"/>
-        <w:rPr>
-          <w:rFonts w:cs="Times New Roman"/>
-          <w:b w:val="0"/>
-          <w:bCs/>
-          <w:sz w:val="20"/>
-          <w:szCs w:val="20"/>
-        </w:rPr>
-      </w:pPr>
-      <w:r>
-        <w:rPr>
-          <w:rFonts w:cs="Times New Roman"/>
-          <w:b w:val="0"/>
-          <w:bCs/>
-          <w:sz w:val="20"/>
-          <w:szCs w:val="20"/>
-        </w:rPr>
-        <w:t xml:space="preserve">Utilized the </w:t>
-      </w:r>
-      <w:proofErr w:type="spellStart"/>
-      <w:r>
-        <w:rPr>
-          <w:rFonts w:cs="Times New Roman"/>
-          <w:b w:val="0"/>
-          <w:bCs/>
-          <w:sz w:val="20"/>
-          <w:szCs w:val="20"/>
-        </w:rPr>
-        <w:t>XGBoost</w:t>
-      </w:r>
-      <w:proofErr w:type="spellEnd"/>
-      <w:r>
-        <w:rPr>
-          <w:rFonts w:cs="Times New Roman"/>
-          <w:b w:val="0"/>
-          <w:bCs/>
-          <w:sz w:val="20"/>
-          <w:szCs w:val="20"/>
-        </w:rPr>
-        <w:t xml:space="preserve"> algorithm to forecast crop prices for the upcoming 10 days, aiding farmers in decision-making.</w:t>
+        <w:t>Enhanced farmer engagement and decision-making by delivering personalized, Indian-language support using Bayer's internal knowledge base.</w:t>
       </w:r>
     </w:p>
     <w:p>
@@ -1339,24 +1220,11 @@
           <w:lang w:val="en-IN" w:eastAsia="en-IN"/>
           <w14:ligatures w14:val="none"/>
         </w:rPr>
-        <w:t>Chatbot Development:</w:t>
-      </w:r>
-    </w:p>
-    <w:p>
-      <w:pPr>
-        <w:pStyle w:val="Heading1"/>
-        <w:numPr>
-          <w:ilvl w:val="0"/>
-          <w:numId w:val="31"/>
-        </w:numPr>
-        <w:tabs>
-          <w:tab w:val="right" w:pos="10782"/>
-        </w:tabs>
-        <w:spacing w:after="10" w:line="240" w:lineRule="auto"/>
-        <w:jc w:val="both"/>
+        <w:t>C</w:t>
+      </w:r>
+      <w:r>
         <w:rPr>
           <w:rFonts w:eastAsia="Times New Roman" w:cs="Times New Roman"/>
-          <w:b w:val="0"/>
           <w:bCs/>
           <w:color w:val="auto"/>
           <w:kern w:val="0"/>
@@ -1365,11 +1233,11 @@
           <w:lang w:val="en-IN" w:eastAsia="en-IN"/>
           <w14:ligatures w14:val="none"/>
         </w:rPr>
-      </w:pPr>
+        <w:t>rop Trend Prediction</w:t>
+      </w:r>
       <w:r>
         <w:rPr>
           <w:rFonts w:eastAsia="Times New Roman" w:cs="Times New Roman"/>
-          <w:b w:val="0"/>
           <w:bCs/>
           <w:color w:val="auto"/>
           <w:kern w:val="0"/>
@@ -1378,104 +1246,7 @@
           <w:lang w:val="en-IN" w:eastAsia="en-IN"/>
           <w14:ligatures w14:val="none"/>
         </w:rPr>
-        <w:t>Created a RAG-based application for Bayer, utilizing large language models to answer questions and provide support to farmers.</w:t>
-      </w:r>
-    </w:p>
-    <w:p>
-      <w:pPr>
-        <w:pStyle w:val="Heading1"/>
-        <w:numPr>
-          <w:ilvl w:val="0"/>
-          <w:numId w:val="31"/>
-        </w:numPr>
-        <w:tabs>
-          <w:tab w:val="right" w:pos="10782"/>
-        </w:tabs>
-        <w:spacing w:after="10" w:line="240" w:lineRule="auto"/>
-        <w:jc w:val="both"/>
-        <w:rPr>
-          <w:rFonts w:eastAsia="Times New Roman" w:cs="Times New Roman"/>
-          <w:b w:val="0"/>
-          <w:bCs/>
-          <w:color w:val="auto"/>
-          <w:kern w:val="0"/>
-          <w:sz w:val="20"/>
-          <w:szCs w:val="20"/>
-          <w:lang w:val="en-IN" w:eastAsia="en-IN"/>
-          <w14:ligatures w14:val="none"/>
-        </w:rPr>
-      </w:pPr>
-      <w:r>
-        <w:rPr>
-          <w:rFonts w:eastAsia="Times New Roman" w:cs="Times New Roman"/>
-          <w:b w:val="0"/>
-          <w:bCs/>
-          <w:color w:val="auto"/>
-          <w:kern w:val="0"/>
-          <w:sz w:val="20"/>
-          <w:szCs w:val="20"/>
-          <w:lang w:val="en-IN" w:eastAsia="en-IN"/>
-          <w14:ligatures w14:val="none"/>
-        </w:rPr>
-        <w:t xml:space="preserve">Leveraged </w:t>
-      </w:r>
-      <w:proofErr w:type="spellStart"/>
-      <w:r>
-        <w:rPr>
-          <w:rFonts w:eastAsia="Times New Roman" w:cs="Times New Roman"/>
-          <w:b w:val="0"/>
-          <w:bCs/>
-          <w:color w:val="auto"/>
-          <w:kern w:val="0"/>
-          <w:sz w:val="20"/>
-          <w:szCs w:val="20"/>
-          <w:lang w:val="en-IN" w:eastAsia="en-IN"/>
-          <w14:ligatures w14:val="none"/>
-        </w:rPr>
-        <w:t>LangChain</w:t>
-      </w:r>
-      <w:proofErr w:type="spellEnd"/>
-      <w:r>
-        <w:rPr>
-          <w:rFonts w:eastAsia="Times New Roman" w:cs="Times New Roman"/>
-          <w:b w:val="0"/>
-          <w:bCs/>
-          <w:color w:val="auto"/>
-          <w:kern w:val="0"/>
-          <w:sz w:val="20"/>
-          <w:szCs w:val="20"/>
-          <w:lang w:val="en-IN" w:eastAsia="en-IN"/>
-          <w14:ligatures w14:val="none"/>
-        </w:rPr>
-        <w:t xml:space="preserve"> framework</w:t>
-      </w:r>
-      <w:r>
-        <w:rPr>
-          <w:rFonts w:eastAsia="Times New Roman" w:cs="Times New Roman"/>
-          <w:b w:val="0"/>
-          <w:bCs/>
-          <w:color w:val="auto"/>
-          <w:kern w:val="0"/>
-          <w:sz w:val="20"/>
-          <w:szCs w:val="20"/>
-          <w:lang w:val="en-IN" w:eastAsia="en-IN"/>
-          <w14:ligatures w14:val="none"/>
-        </w:rPr>
-        <w:t>, MongoDB vector database</w:t>
-      </w:r>
-      <w:r>
-        <w:rPr>
-          <w:rFonts w:eastAsia="Times New Roman" w:cs="Times New Roman"/>
-          <w:b w:val="0"/>
-          <w:bCs/>
-          <w:color w:val="auto"/>
-          <w:kern w:val="0"/>
-          <w:sz w:val="20"/>
-          <w:szCs w:val="20"/>
-          <w:lang w:val="en-IN" w:eastAsia="en-IN"/>
-          <w14:ligatures w14:val="none"/>
-        </w:rPr>
-        <w:t xml:space="preserve"> with GPT-4o-mini model to build an interactive chatbot, handling diverse queries.</w:t>
+        <w:t>:</w:t>
       </w:r>
     </w:p>
     <w:p>
@@ -1496,7 +1267,63 @@
           <w:sz w:val="20"/>
           <w:szCs w:val="20"/>
         </w:rPr>
-        <w:t>Designed the chatbot to support multi-language communication, responding in any Indian language or English, and improved communication and decision-making for farmers by delivering tailored responses based on Bayer's internal data.</w:t>
+        <w:t>Built a crop price prediction system using Agmarknet agricultural data to help Bayer's team gain actionable ma</w:t>
+      </w:r>
+      <w:r>
+        <w:rPr>
+          <w:sz w:val="20"/>
+          <w:szCs w:val="20"/>
+        </w:rPr>
+        <w:t>ndi</w:t>
+      </w:r>
+      <w:r>
+        <w:rPr>
+          <w:sz w:val="20"/>
+          <w:szCs w:val="20"/>
+        </w:rPr>
+        <w:t xml:space="preserve"> insights.</w:t>
+      </w:r>
+    </w:p>
+    <w:p>
+      <w:pPr>
+        <w:pStyle w:val="ListParagraph"/>
+        <w:numPr>
+          <w:ilvl w:val="0"/>
+          <w:numId w:val="31"/>
+        </w:numPr>
+        <w:jc w:val="both"/>
+        <w:rPr>
+          <w:sz w:val="20"/>
+          <w:szCs w:val="20"/>
+        </w:rPr>
+      </w:pPr>
+      <w:r>
+        <w:rPr>
+          <w:sz w:val="20"/>
+          <w:szCs w:val="20"/>
+        </w:rPr>
+        <w:t>Cleaned and pre-processed large datasets, engineered key features, and applied the XGBoost algorithm with parameter tuning for optimal results.</w:t>
+      </w:r>
+    </w:p>
+    <w:p>
+      <w:pPr>
+        <w:pStyle w:val="ListParagraph"/>
+        <w:numPr>
+          <w:ilvl w:val="0"/>
+          <w:numId w:val="31"/>
+        </w:numPr>
+        <w:jc w:val="both"/>
+        <w:rPr>
+          <w:sz w:val="20"/>
+          <w:szCs w:val="20"/>
+        </w:rPr>
+      </w:pPr>
+      <w:r>
+        <w:rPr>
+          <w:sz w:val="20"/>
+          <w:szCs w:val="20"/>
+        </w:rPr>
+        <w:t>Achieved 80% prediction accuracy across multiple mandis, enabling reliable 10-day price forecasts and supporting data-driven decisions for Bayer's agronomy and sales teams.</w:t>
       </w:r>
     </w:p>
     <w:p>
@@ -1537,7 +1364,33 @@
           <w:lang w:val="en-IN" w:eastAsia="en-IN"/>
           <w14:ligatures w14:val="none"/>
         </w:rPr>
-        <w:t xml:space="preserve"> Care Risk Solution                                                                                    March 2021- April 2022|Mumbai, India</w:t>
+        <w:t xml:space="preserve"> Care Risk Solution                                                                                    </w:t>
+      </w:r>
+      <w:r>
+        <w:rPr>
+          <w:rFonts w:eastAsia="Times New Roman" w:cs="Times New Roman"/>
+          <w:bCs/>
+          <w:color w:val="auto"/>
+          <w:kern w:val="0"/>
+          <w:sz w:val="20"/>
+          <w:szCs w:val="20"/>
+          <w:lang w:val="en-IN" w:eastAsia="en-IN"/>
+          <w14:ligatures w14:val="none"/>
+        </w:rPr>
+        <w:t xml:space="preserve">  </w:t>
+      </w:r>
+      <w:r>
+        <w:rPr>
+          <w:rFonts w:eastAsia="Times New Roman" w:cs="Times New Roman"/>
+          <w:bCs/>
+          <w:color w:val="auto"/>
+          <w:kern w:val="0"/>
+          <w:sz w:val="20"/>
+          <w:szCs w:val="20"/>
+          <w:lang w:val="en-IN" w:eastAsia="en-IN"/>
+          <w14:ligatures w14:val="none"/>
+        </w:rPr>
+        <w:t>March 2021- April 2022|Mumbai, India</w:t>
       </w:r>
     </w:p>
     <w:p>
@@ -1832,93 +1685,7 @@
           <w:sz w:val="20"/>
           <w:szCs w:val="20"/>
         </w:rPr>
-        <w:t>Developed a Chrome extension to analyze YouTube comment sentiment in real time, providing insights into audience reactions.</w:t>
-      </w:r>
-    </w:p>
-    <w:p>
-      <w:pPr>
-        <w:pStyle w:val="ListParagraph"/>
-        <w:numPr>
-          <w:ilvl w:val="0"/>
-          <w:numId w:val="38"/>
-        </w:numPr>
-        <w:tabs>
-          <w:tab w:val="left" w:pos="4793"/>
-        </w:tabs>
-        <w:spacing w:after="10" w:line="240" w:lineRule="auto"/>
-        <w:rPr>
-          <w:sz w:val="20"/>
-          <w:szCs w:val="20"/>
-        </w:rPr>
-      </w:pPr>
-      <w:r>
-        <w:rPr>
-          <w:sz w:val="20"/>
-          <w:szCs w:val="20"/>
-        </w:rPr>
-        <w:t xml:space="preserve">Utilized </w:t>
-      </w:r>
-      <w:proofErr w:type="spellStart"/>
-      <w:r>
-        <w:rPr>
-          <w:sz w:val="20"/>
-          <w:szCs w:val="20"/>
-        </w:rPr>
-        <w:t>MLflow</w:t>
-      </w:r>
-      <w:proofErr w:type="spellEnd"/>
-      <w:r>
-        <w:rPr>
-          <w:sz w:val="20"/>
-          <w:szCs w:val="20"/>
-        </w:rPr>
-        <w:t xml:space="preserve"> for experiment tracking, DVC for dataset versioning, and built a </w:t>
-      </w:r>
-      <w:proofErr w:type="spellStart"/>
-      <w:r>
-        <w:rPr>
-          <w:sz w:val="20"/>
-          <w:szCs w:val="20"/>
-        </w:rPr>
-        <w:t>X</w:t>
-      </w:r>
-      <w:r>
-        <w:rPr>
-          <w:sz w:val="20"/>
-          <w:szCs w:val="20"/>
-        </w:rPr>
-        <w:t>GB</w:t>
-      </w:r>
-      <w:r>
-        <w:rPr>
-          <w:sz w:val="20"/>
-          <w:szCs w:val="20"/>
-        </w:rPr>
-        <w:t>oost</w:t>
-      </w:r>
-      <w:proofErr w:type="spellEnd"/>
-      <w:r>
-        <w:rPr>
-          <w:sz w:val="20"/>
-          <w:szCs w:val="20"/>
-        </w:rPr>
-        <w:t xml:space="preserve"> model with TF-IDF vectorization, SMOTE, and </w:t>
-      </w:r>
-      <w:proofErr w:type="spellStart"/>
-      <w:r>
-        <w:rPr>
-          <w:sz w:val="20"/>
-          <w:szCs w:val="20"/>
-        </w:rPr>
-        <w:t>Optuna</w:t>
-      </w:r>
-      <w:proofErr w:type="spellEnd"/>
-      <w:r>
-        <w:rPr>
-          <w:sz w:val="20"/>
-          <w:szCs w:val="20"/>
-        </w:rPr>
-        <w:t xml:space="preserve"> for hyperparameter tuning to ensure accurate sentiment classification. </w:t>
+        <w:t>Built a Chrome extension to analyze YouTube comment sentiment in real time for audience feedback analysis.</w:t>
       </w:r>
     </w:p>
     <w:p>
@@ -1947,67 +1714,7 @@
           <w:sz w:val="20"/>
           <w:szCs w:val="20"/>
         </w:rPr>
-        <w:t xml:space="preserve">Deployed the backend using Flask APIs in Docker containers on AWS (S3, </w:t>
-      </w:r>
-      <w:proofErr w:type="spellStart"/>
-      <w:r>
-        <w:rPr>
-          <w:sz w:val="20"/>
-          <w:szCs w:val="20"/>
-        </w:rPr>
-        <w:t>CodeDeploy</w:t>
-      </w:r>
-      <w:proofErr w:type="spellEnd"/>
-      <w:r>
-        <w:rPr>
-          <w:sz w:val="20"/>
-          <w:szCs w:val="20"/>
-        </w:rPr>
-        <w:t>, ECR), integrating with the Chrome extension frontend built with HTML, CSS, and JavaScript.</w:t>
-      </w:r>
-    </w:p>
-    <w:p>
-      <w:pPr>
-        <w:tabs>
-          <w:tab w:val="left" w:pos="4793"/>
-        </w:tabs>
-        <w:spacing w:after="10" w:line="240" w:lineRule="auto"/>
-        <w:rPr>
-          <w:rFonts w:eastAsiaTheme="minorEastAsia" w:cs="Times New Roman"/>
-          <w:b/>
-          <w:bCs/>
-          <w:kern w:val="0"/>
-          <w:sz w:val="20"/>
-          <w:szCs w:val="20"/>
-          <w:lang w:val="en-IN"/>
-        </w:rPr>
-      </w:pPr>
-      <w:r>
-        <w:rPr>
-          <w:b/>
-          <w:bCs/>
-          <w:sz w:val="20"/>
-          <w:szCs w:val="20"/>
-        </w:rPr>
-        <w:t>Fine-</w:t>
-      </w:r>
-      <w:r>
-        <w:rPr>
-          <w:b/>
-          <w:bCs/>
-          <w:sz w:val="20"/>
-          <w:szCs w:val="20"/>
-        </w:rPr>
-        <w:t>T</w:t>
-      </w:r>
-      <w:r>
-        <w:rPr>
-          <w:b/>
-          <w:bCs/>
-          <w:sz w:val="20"/>
-          <w:szCs w:val="20"/>
-        </w:rPr>
-        <w:t>uned Llama for Indian laws</w:t>
+        <w:t>Trained an XGBoost classifier using TF-IDF, SMOTE, and Optuna; tracked experiments with MLflow and managed datasets with DVC.</w:t>
       </w:r>
     </w:p>
     <w:p>
@@ -2033,41 +1740,54 @@
       </w:pPr>
       <w:r>
         <w:rPr>
-          <w:rFonts w:eastAsia="Times New Roman" w:cs="Times New Roman"/>
-          <w:color w:val="auto"/>
+          <w:sz w:val="20"/>
+          <w:szCs w:val="20"/>
+        </w:rPr>
+        <w:t>Deployed via Flask APIs in Docker on AWS, achieving an F1 score of 0.82, and integrated with a frontend built in HTML, CSS, and JavaScript.</w:t>
+      </w:r>
+    </w:p>
+    <w:p>
+      <w:pPr>
+        <w:tabs>
+          <w:tab w:val="left" w:pos="4793"/>
+        </w:tabs>
+        <w:spacing w:after="10" w:line="240" w:lineRule="auto"/>
+        <w:rPr>
+          <w:rFonts w:eastAsiaTheme="minorEastAsia" w:cs="Times New Roman"/>
+          <w:b/>
+          <w:bCs/>
           <w:kern w:val="0"/>
           <w:sz w:val="20"/>
           <w:szCs w:val="20"/>
-          <w:lang w:val="en-IN" w:eastAsia="en-IN"/>
-          <w14:ligatures w14:val="none"/>
-        </w:rPr>
-        <w:t xml:space="preserve">Fine-tuned a 3.18B-parameter </w:t>
-      </w:r>
-      <w:proofErr w:type="spellStart"/>
-      <w:r>
-        <w:rPr>
-          <w:rFonts w:eastAsia="Times New Roman" w:cs="Times New Roman"/>
-          <w:color w:val="auto"/>
-          <w:kern w:val="0"/>
-          <w:sz w:val="20"/>
-          <w:szCs w:val="20"/>
-          <w:lang w:val="en-IN" w:eastAsia="en-IN"/>
-          <w14:ligatures w14:val="none"/>
-        </w:rPr>
-        <w:t>LLaMA</w:t>
-      </w:r>
-      <w:proofErr w:type="spellEnd"/>
-      <w:r>
-        <w:rPr>
-          <w:rFonts w:eastAsia="Times New Roman" w:cs="Times New Roman"/>
-          <w:color w:val="auto"/>
-          <w:kern w:val="0"/>
-          <w:sz w:val="20"/>
-          <w:szCs w:val="20"/>
-          <w:lang w:val="en-IN" w:eastAsia="en-IN"/>
-          <w14:ligatures w14:val="none"/>
-        </w:rPr>
-        <w:t xml:space="preserve"> 3.1 model on 35K legal records, including BNS sections and public laws, to enhance legal understanding.</w:t>
+          <w:lang w:val="en-IN"/>
+        </w:rPr>
+      </w:pPr>
+      <w:r>
+        <w:rPr>
+          <w:b/>
+          <w:bCs/>
+          <w:sz w:val="20"/>
+          <w:szCs w:val="20"/>
+        </w:rPr>
+        <w:t>Fine-</w:t>
+      </w:r>
+      <w:r>
+        <w:rPr>
+          <w:b/>
+          <w:bCs/>
+          <w:sz w:val="20"/>
+          <w:szCs w:val="20"/>
+        </w:rPr>
+        <w:t>T</w:t>
+      </w:r>
+      <w:r>
+        <w:rPr>
+          <w:b/>
+          <w:bCs/>
+          <w:sz w:val="20"/>
+          <w:szCs w:val="20"/>
+        </w:rPr>
+        <w:t>uned Llama for Indian laws</w:t>
       </w:r>
     </w:p>
     <w:p>
@@ -2096,21 +1816,7 @@
           <w:sz w:val="20"/>
           <w:szCs w:val="20"/>
         </w:rPr>
-        <w:t>Constructed the dataset with instruction, input, and simplified explanations generated by the Gemm</w:t>
-      </w:r>
-      <w:r>
-        <w:rPr>
-          <w:sz w:val="20"/>
-          <w:szCs w:val="20"/>
-        </w:rPr>
-        <w:t>a</w:t>
-      </w:r>
-      <w:r>
-        <w:rPr>
-          <w:sz w:val="20"/>
-          <w:szCs w:val="20"/>
-        </w:rPr>
-        <w:t xml:space="preserve"> 2.0 flash model to demystify complex legal jargon.</w:t>
+        <w:t>Fine-tuned a 3.18B LLaMA 3.1 model on 35K legal records including BNS sections and public laws to simplify legal understanding.</w:t>
       </w:r>
     </w:p>
     <w:p>
@@ -2136,65 +1842,40 @@
       </w:pPr>
       <w:r>
         <w:rPr>
-          <w:rFonts w:eastAsia="Times New Roman" w:cs="Times New Roman"/>
-          <w:color w:val="auto"/>
+          <w:sz w:val="20"/>
+          <w:szCs w:val="20"/>
+        </w:rPr>
+        <w:t>Created instruction-tuned datasets with help from Gemma 2.0 flash for clearer legal explanations.</w:t>
+      </w:r>
+    </w:p>
+    <w:p>
+      <w:pPr>
+        <w:pStyle w:val="ListParagraph"/>
+        <w:numPr>
+          <w:ilvl w:val="0"/>
+          <w:numId w:val="37"/>
+        </w:numPr>
+        <w:tabs>
+          <w:tab w:val="left" w:pos="4793"/>
+        </w:tabs>
+        <w:spacing w:after="10" w:line="240" w:lineRule="auto"/>
+        <w:rPr>
+          <w:rFonts w:eastAsiaTheme="minorEastAsia" w:cs="Times New Roman"/>
           <w:kern w:val="0"/>
           <w:sz w:val="20"/>
           <w:szCs w:val="20"/>
-          <w:lang w:val="en-IN" w:eastAsia="en-IN"/>
-          <w14:ligatures w14:val="none"/>
-        </w:rPr>
-        <w:t xml:space="preserve">Optimized inference using the </w:t>
-      </w:r>
-      <w:proofErr w:type="spellStart"/>
-      <w:r>
-        <w:rPr>
-          <w:rFonts w:eastAsia="Times New Roman" w:cs="Times New Roman"/>
-          <w:color w:val="auto"/>
+          <w:lang w:val="en-IN"/>
+        </w:rPr>
+      </w:pPr>
+      <w:r>
+        <w:rPr>
+          <w:rFonts w:eastAsiaTheme="minorEastAsia" w:cs="Times New Roman"/>
           <w:kern w:val="0"/>
           <w:sz w:val="20"/>
           <w:szCs w:val="20"/>
-          <w:lang w:val="en-IN" w:eastAsia="en-IN"/>
-          <w14:ligatures w14:val="none"/>
-        </w:rPr>
-        <w:t>vLLM</w:t>
-      </w:r>
-      <w:proofErr w:type="spellEnd"/>
-      <w:r>
-        <w:rPr>
-          <w:rFonts w:eastAsia="Times New Roman" w:cs="Times New Roman"/>
-          <w:color w:val="auto"/>
-          <w:kern w:val="0"/>
-          <w:sz w:val="20"/>
-          <w:szCs w:val="20"/>
-          <w:lang w:val="en-IN" w:eastAsia="en-IN"/>
-          <w14:ligatures w14:val="none"/>
-        </w:rPr>
-        <w:t xml:space="preserve"> framework on an L4 GPU after </w:t>
-      </w:r>
-      <w:r>
-        <w:rPr>
-          <w:rFonts w:eastAsia="Times New Roman" w:cs="Times New Roman"/>
-          <w:color w:val="auto"/>
-          <w:kern w:val="0"/>
-          <w:sz w:val="20"/>
-          <w:szCs w:val="20"/>
-          <w:lang w:val="en-IN" w:eastAsia="en-IN"/>
-          <w14:ligatures w14:val="none"/>
-        </w:rPr>
-        <w:t>fine-tuning model</w:t>
-      </w:r>
-      <w:r>
-        <w:rPr>
-          <w:rFonts w:eastAsia="Times New Roman" w:cs="Times New Roman"/>
-          <w:color w:val="auto"/>
-          <w:kern w:val="0"/>
-          <w:sz w:val="20"/>
-          <w:szCs w:val="20"/>
-          <w:lang w:val="en-IN" w:eastAsia="en-IN"/>
-          <w14:ligatures w14:val="none"/>
-        </w:rPr>
-        <w:t xml:space="preserve"> on an A100 GPU for 6 hours, enabling users to ask legal questions and understand legal documents like FIRs.</w:t>
+          <w:lang w:val="en-IN"/>
+        </w:rPr>
+        <w:t>Enabled fast, accurate legal Q&amp;A and document understanding (e.g., FIRs) using vLLM for inference on L4 after fine-tuning on A100.</w:t>
       </w:r>
     </w:p>
     <w:p>
@@ -2241,62 +1922,7 @@
           <w:sz w:val="20"/>
           <w:szCs w:val="20"/>
         </w:rPr>
-        <w:t xml:space="preserve">Developed a VS Code extension for code generation by fine-tuning the Phi-3 4-bit quantized model on the </w:t>
-      </w:r>
-      <w:proofErr w:type="spellStart"/>
-      <w:r>
-        <w:rPr>
-          <w:rStyle w:val="HTMLCode"/>
-          <w:rFonts w:ascii="Garamond" w:eastAsia="Garamond" w:hAnsi="Garamond"/>
-        </w:rPr>
-        <w:t>iamtarun</w:t>
-      </w:r>
-      <w:proofErr w:type="spellEnd"/>
-      <w:r>
-        <w:rPr>
-          <w:rStyle w:val="HTMLCode"/>
-          <w:rFonts w:ascii="Garamond" w:eastAsia="Garamond" w:hAnsi="Garamond"/>
-        </w:rPr>
-        <w:t>/python_code_instructions_18k_alpaca</w:t>
-      </w:r>
-      <w:r>
-        <w:rPr>
-          <w:sz w:val="20"/>
-          <w:szCs w:val="20"/>
-        </w:rPr>
-        <w:t xml:space="preserve"> dataset using </w:t>
-      </w:r>
-      <w:proofErr w:type="spellStart"/>
-      <w:r>
-        <w:rPr>
-          <w:sz w:val="20"/>
-          <w:szCs w:val="20"/>
-        </w:rPr>
-        <w:t>LoRA</w:t>
-      </w:r>
-      <w:proofErr w:type="spellEnd"/>
-      <w:r>
-        <w:rPr>
-          <w:sz w:val="20"/>
-          <w:szCs w:val="20"/>
-        </w:rPr>
-        <w:t xml:space="preserve"> with the </w:t>
-      </w:r>
-      <w:proofErr w:type="spellStart"/>
-      <w:r>
-        <w:rPr>
-          <w:sz w:val="20"/>
-          <w:szCs w:val="20"/>
-        </w:rPr>
-        <w:t>Unsloth</w:t>
-      </w:r>
-      <w:proofErr w:type="spellEnd"/>
-      <w:r>
-        <w:rPr>
-          <w:sz w:val="20"/>
-          <w:szCs w:val="20"/>
-        </w:rPr>
-        <w:t xml:space="preserve"> library.</w:t>
+        <w:t>Built a VS Code extension that generates Python code from instructions using a fine-tuned Phi-3 4-bit quantized model.</w:t>
       </w:r>
     </w:p>
     <w:p>
@@ -2311,41 +1937,70 @@
         </w:tabs>
         <w:spacing w:after="10" w:line="240" w:lineRule="auto"/>
         <w:rPr>
-          <w:sz w:val="20"/>
-          <w:szCs w:val="20"/>
-        </w:rPr>
-      </w:pPr>
-      <w:r>
-        <w:rPr>
-          <w:rFonts w:eastAsia="Times New Roman" w:cs="Times New Roman"/>
-          <w:color w:val="auto"/>
-          <w:kern w:val="0"/>
-          <w:sz w:val="20"/>
-          <w:szCs w:val="20"/>
-          <w:lang w:val="en-IN" w:eastAsia="en-IN"/>
-          <w14:ligatures w14:val="none"/>
-        </w:rPr>
-        <w:t>Optimized a small language model (SLM) for local execution, enabling efficient and accurate Python code generation within VS Code.</w:t>
+          <w:rStyle w:val="HTMLCode"/>
+          <w:rFonts w:ascii="Garamond" w:eastAsia="Garamond" w:hAnsi="Garamond" w:cs="Garamond"/>
+        </w:rPr>
+      </w:pPr>
+      <w:r>
+        <w:rPr>
+          <w:rStyle w:val="HTMLCode"/>
+          <w:rFonts w:ascii="Garamond" w:eastAsia="Garamond" w:hAnsi="Garamond"/>
+        </w:rPr>
+        <w:t>Used LoRA with the Unsloth library to fine-tune on iamtarun/python_code_instructions_18k_alpaca for efficient local execution.</w:t>
       </w:r>
     </w:p>
     <w:p>
       <w:pPr>
         <w:pStyle w:val="ListParagraph"/>
+        <w:numPr>
+          <w:ilvl w:val="0"/>
+          <w:numId w:val="40"/>
+        </w:numPr>
         <w:tabs>
           <w:tab w:val="left" w:pos="4793"/>
         </w:tabs>
         <w:spacing w:after="10" w:line="240" w:lineRule="auto"/>
-        <w:ind w:firstLine="0"/>
-        <w:rPr>
-          <w:rFonts w:eastAsiaTheme="minorEastAsia" w:cs="Times New Roman"/>
-          <w:b/>
-          <w:bCs/>
+        <w:rPr>
+          <w:sz w:val="20"/>
+          <w:szCs w:val="20"/>
+        </w:rPr>
+      </w:pPr>
+      <w:r>
+        <w:rPr>
+          <w:rFonts w:eastAsia="Times New Roman" w:cs="Times New Roman"/>
+          <w:color w:val="auto"/>
           <w:kern w:val="0"/>
-          <w:sz w:val="21"/>
-          <w:szCs w:val="21"/>
-          <w:lang w:val="en-IN"/>
-        </w:rPr>
-      </w:pPr>
+          <w:sz w:val="20"/>
+          <w:szCs w:val="20"/>
+          <w:lang w:val="en-IN" w:eastAsia="en-IN"/>
+          <w14:ligatures w14:val="none"/>
+        </w:rPr>
+        <w:t xml:space="preserve">Delivered </w:t>
+      </w:r>
+      <w:r>
+        <w:rPr>
+          <w:rFonts w:eastAsia="Times New Roman" w:cs="Times New Roman"/>
+          <w:color w:val="auto"/>
+          <w:kern w:val="0"/>
+          <w:sz w:val="20"/>
+          <w:szCs w:val="20"/>
+          <w:lang w:val="en-IN" w:eastAsia="en-IN"/>
+          <w14:ligatures w14:val="none"/>
+        </w:rPr>
+        <w:t>fast, accurate code completions within VS Code, enhancing developer productivity without relying</w:t>
+      </w:r>
+      <w:r>
+        <w:rPr>
+          <w:rFonts w:eastAsia="Times New Roman" w:cs="Times New Roman"/>
+          <w:color w:val="auto"/>
+          <w:kern w:val="0"/>
+          <w:sz w:val="20"/>
+          <w:szCs w:val="20"/>
+          <w:lang w:val="en-IN" w:eastAsia="en-IN"/>
+          <w14:ligatures w14:val="none"/>
+        </w:rPr>
+        <w:t xml:space="preserve"> on cloud apis.</w:t>
+      </w:r>
     </w:p>
     <w:p>
       <w:pPr>
